--- a/00-首页/题组Word/习题书/学生版-打印版/第四篇-元素与分析/2-离子反应与方程式.docx
+++ b/00-首页/题组Word/习题书/学生版-打印版/第四篇-元素与分析/2-离子反应与方程式.docx
@@ -2,7 +2,7 @@
 <file path=word/document.xml><?xml version="1.0" encoding="utf-8"?>
 <w:document xmlns:w="http://schemas.openxmlformats.org/wordprocessingml/2006/main" xmlns:m="http://schemas.openxmlformats.org/officeDocument/2006/math" xmlns:r="http://schemas.openxmlformats.org/officeDocument/2006/relationships" xmlns:o="urn:schemas-microsoft-com:office:office" xmlns:v="urn:schemas-microsoft-com:vml" xmlns:w10="urn:schemas-microsoft-com:office:word" xmlns:a="http://schemas.openxmlformats.org/drawingml/2006/main" xmlns:pic="http://schemas.openxmlformats.org/drawingml/2006/picture" xmlns:wp="http://schemas.openxmlformats.org/drawingml/2006/wordprocessingDrawing">
   <w:body>
-    <w:bookmarkStart w:id="40" w:name="第-2-章-离子反应与方程式"/>
+    <w:bookmarkStart w:id="45" w:name="第-2-章-离子反应与方程式"/>
     <w:p>
       <w:pPr>
         <w:pStyle w:val="Heading1"/>
@@ -8778,7 +8778,7 @@
       </w:r>
     </w:p>
     <w:bookmarkEnd w:id="33"/>
-    <w:bookmarkStart w:id="34" w:name="mn2o3与co反应第27届初赛"/>
+    <w:bookmarkStart w:id="37" w:name="一分册-l3实9-电解铜阳极泥提硒"/>
     <w:p>
       <w:pPr>
         <w:pStyle w:val="Heading2"/>
@@ -8790,6 +8790,758 @@
           <w:rFonts w:ascii="Times New Roman" w:hAnsi="Times New Roman" w:eastAsia="Times New Roman" w:cs="Times New Roman"/>
         </w:rPr>
         <w:t xml:space="preserve">2.20 </w:t>
+      </w:r>
+      <w:r>
+        <w:rPr>
+          <w:rFonts w:hint="eastAsia" w:ascii="Times New Roman" w:hAnsi="Times New Roman" w:eastAsia="SimHei" w:cs="Times New Roman"/>
+        </w:rPr>
+        <w:t>一分册</w:t>
+      </w:r>
+      <w:r>
+        <w:rPr>
+          <w:rFonts w:hint="eastAsia" w:ascii="Times New Roman" w:hAnsi="Times New Roman" w:eastAsia="Times New Roman" w:cs="Times New Roman"/>
+        </w:rPr>
+        <w:t>-L3</w:t>
+      </w:r>
+      <w:r>
+        <w:rPr>
+          <w:rFonts w:hint="eastAsia" w:ascii="Times New Roman" w:hAnsi="Times New Roman" w:eastAsia="SimHei" w:cs="Times New Roman"/>
+        </w:rPr>
+        <w:t>实</w:t>
+      </w:r>
+      <w:r>
+        <w:rPr>
+          <w:rFonts w:hint="eastAsia" w:ascii="Times New Roman" w:hAnsi="Times New Roman" w:eastAsia="Times New Roman" w:cs="Times New Roman"/>
+        </w:rPr>
+        <w:t>9-</w:t>
+      </w:r>
+      <w:r>
+        <w:rPr>
+          <w:rFonts w:hint="eastAsia" w:ascii="Times New Roman" w:hAnsi="Times New Roman" w:eastAsia="SimHei" w:cs="Times New Roman"/>
+        </w:rPr>
+        <w:t>电解铜阳极泥提硒</w:t>
+      </w:r>
+    </w:p>
+    <w:p>
+      <w:pPr>
+        <w:pStyle w:val="FirstParagraph"/>
+      </w:pPr>
+      <w:r>
+        <w:rPr>
+          <w:rFonts w:hint="eastAsia" w:ascii="Times New Roman" w:hAnsi="Times New Roman" w:eastAsia="FangSong" w:cs="Times New Roman"/>
+        </w:rPr>
+        <w:t>某市有大型的电解铜工厂</w:t>
+      </w:r>
+      <w:r>
+        <w:rPr>
+          <w:rFonts w:hint="eastAsia" w:ascii="Times New Roman" w:hAnsi="Times New Roman" w:eastAsia="Times New Roman" w:cs="Times New Roman"/>
+        </w:rPr>
+        <w:t>,</w:t>
+      </w:r>
+      <w:r>
+        <w:rPr>
+          <w:rFonts w:ascii="Times New Roman" w:hAnsi="Times New Roman" w:eastAsia="Times New Roman" w:cs="Times New Roman"/>
+        </w:rPr>
+        <w:t xml:space="preserve"> </w:t>
+      </w:r>
+      <w:r>
+        <w:rPr>
+          <w:rFonts w:hint="eastAsia" w:ascii="Times New Roman" w:hAnsi="Times New Roman" w:eastAsia="FangSong" w:cs="Times New Roman"/>
+        </w:rPr>
+        <w:t xml:space="preserve">在电解铜的阳极泥中含有</w:t>
+      </w:r>
+      <w:r>
+        <w:rPr>
+          <w:rFonts w:ascii="Times New Roman" w:hAnsi="Times New Roman" w:eastAsia="Times New Roman" w:cs="Times New Roman"/>
+        </w:rPr>
+        <w:t xml:space="preserve"> </w:t>
+      </w:r>
+      <m:oMath>
+        <m:oMathPr>
+          <m:ctrlPr>
+            <w:rPr>
+              <w:sz w:val="28"/>
+              <w:szCs w:val="28"/>
+            </w:rPr>
+          </m:ctrlPr>
+        </m:oMathPr>
+        <m:r>
+          <m:t>3</m:t>
+        </m:r>
+        <m:r>
+          <m:rPr>
+            <m:sty m:val="p"/>
+          </m:rPr>
+          <m:t>%</m:t>
+        </m:r>
+        <m:r>
+          <m:rPr>
+            <m:sty m:val="p"/>
+          </m:rPr>
+          <m:t>∼</m:t>
+        </m:r>
+        <m:r>
+          <m:t>14</m:t>
+        </m:r>
+        <m:r>
+          <m:rPr>
+            <m:sty m:val="p"/>
+          </m:rPr>
+          <m:t>%</m:t>
+        </m:r>
+      </m:oMath>
+      <w:r>
+        <w:rPr>
+          <w:rFonts w:ascii="Times New Roman" w:hAnsi="Times New Roman" w:eastAsia="Times New Roman" w:cs="Times New Roman"/>
+        </w:rPr>
+        <w:t xml:space="preserve"> </w:t>
+      </w:r>
+      <w:r>
+        <w:rPr>
+          <w:rFonts w:ascii="Times New Roman" w:hAnsi="Times New Roman" w:eastAsia="Times New Roman" w:cs="Times New Roman"/>
+        </w:rPr>
+        <w:t xml:space="preserve">X </w:t>
+      </w:r>
+      <w:r>
+        <w:rPr>
+          <w:rFonts w:hint="eastAsia" w:ascii="Times New Roman" w:hAnsi="Times New Roman" w:eastAsia="FangSong" w:cs="Times New Roman"/>
+        </w:rPr>
+        <w:t>元素</w:t>
+      </w:r>
+      <w:r>
+        <w:rPr>
+          <w:rFonts w:hint="eastAsia" w:ascii="Times New Roman" w:hAnsi="Times New Roman" w:eastAsia="Times New Roman" w:cs="Times New Roman"/>
+        </w:rPr>
+        <w:t>,</w:t>
+      </w:r>
+      <w:r>
+        <w:rPr>
+          <w:rFonts w:ascii="Times New Roman" w:hAnsi="Times New Roman" w:eastAsia="Times New Roman" w:cs="Times New Roman"/>
+        </w:rPr>
+        <w:t xml:space="preserve"> </w:t>
+      </w:r>
+      <w:r>
+        <w:rPr>
+          <w:rFonts w:hint="eastAsia" w:ascii="Times New Roman" w:hAnsi="Times New Roman" w:eastAsia="FangSong" w:cs="Times New Roman"/>
+        </w:rPr>
+        <w:t>其余为稀有金属及贵金属</w:t>
+      </w:r>
+      <w:r>
+        <w:rPr>
+          <w:rFonts w:hint="eastAsia" w:ascii="Times New Roman" w:hAnsi="Times New Roman" w:eastAsia="Times New Roman" w:cs="Times New Roman"/>
+        </w:rPr>
+        <w:t>。X</w:t>
+      </w:r>
+      <w:r>
+        <w:rPr>
+          <w:rFonts w:ascii="Times New Roman" w:hAnsi="Times New Roman" w:eastAsia="Times New Roman" w:cs="Times New Roman"/>
+        </w:rPr>
+        <w:t xml:space="preserve"> </w:t>
+      </w:r>
+      <w:r>
+        <w:rPr>
+          <w:rFonts w:hint="eastAsia" w:ascii="Times New Roman" w:hAnsi="Times New Roman" w:eastAsia="FangSong" w:cs="Times New Roman"/>
+        </w:rPr>
+        <w:t>和硫同主族</w:t>
+      </w:r>
+      <w:r>
+        <w:rPr>
+          <w:rFonts w:hint="eastAsia" w:ascii="Times New Roman" w:hAnsi="Times New Roman" w:eastAsia="Times New Roman" w:cs="Times New Roman"/>
+        </w:rPr>
+        <w:t>,</w:t>
+      </w:r>
+      <w:r>
+        <w:rPr>
+          <w:rFonts w:ascii="Times New Roman" w:hAnsi="Times New Roman" w:eastAsia="Times New Roman" w:cs="Times New Roman"/>
+        </w:rPr>
+        <w:t xml:space="preserve"> </w:t>
+      </w:r>
+      <w:r>
+        <w:rPr>
+          <w:rFonts w:hint="eastAsia" w:ascii="Times New Roman" w:hAnsi="Times New Roman" w:eastAsia="FangSong" w:cs="Times New Roman"/>
+        </w:rPr>
+        <w:t xml:space="preserve">人体缺少</w:t>
+      </w:r>
+      <w:r>
+        <w:rPr>
+          <w:rFonts w:ascii="Times New Roman" w:hAnsi="Times New Roman" w:eastAsia="Times New Roman" w:cs="Times New Roman"/>
+        </w:rPr>
+        <w:t xml:space="preserve"> X, </w:t>
+      </w:r>
+      <w:r>
+        <w:rPr>
+          <w:rFonts w:hint="eastAsia" w:ascii="Times New Roman" w:hAnsi="Times New Roman" w:eastAsia="FangSong" w:cs="Times New Roman"/>
+        </w:rPr>
+        <w:t>就会得</w:t>
+      </w:r>
+      <w:r>
+        <w:rPr>
+          <w:rFonts w:hint="eastAsia" w:ascii="Times New Roman" w:hAnsi="Times New Roman" w:eastAsia="Times New Roman" w:cs="Times New Roman"/>
+        </w:rPr>
+        <w:t>“</w:t>
+      </w:r>
+      <w:r>
+        <w:rPr>
+          <w:rFonts w:hint="eastAsia" w:ascii="Times New Roman" w:hAnsi="Times New Roman" w:eastAsia="FangSong" w:cs="Times New Roman"/>
+        </w:rPr>
+        <w:t>克山病</w:t>
+      </w:r>
+      <w:r>
+        <w:rPr>
+          <w:rFonts w:hint="eastAsia" w:ascii="Times New Roman" w:hAnsi="Times New Roman" w:eastAsia="Times New Roman" w:cs="Times New Roman"/>
+        </w:rPr>
+        <w:t>”,</w:t>
+      </w:r>
+      <w:r>
+        <w:rPr>
+          <w:rFonts w:ascii="Times New Roman" w:hAnsi="Times New Roman" w:eastAsia="Times New Roman" w:cs="Times New Roman"/>
+        </w:rPr>
+        <w:t xml:space="preserve"> X </w:t>
+      </w:r>
+      <w:r>
+        <w:rPr>
+          <w:rFonts w:hint="eastAsia" w:ascii="Times New Roman" w:hAnsi="Times New Roman" w:eastAsia="FangSong" w:cs="Times New Roman"/>
+        </w:rPr>
+        <w:t>也是制光电池的一种原料</w:t>
+      </w:r>
+      <w:r>
+        <w:rPr>
+          <w:rFonts w:hint="eastAsia" w:ascii="Times New Roman" w:hAnsi="Times New Roman" w:eastAsia="Times New Roman" w:cs="Times New Roman"/>
+        </w:rPr>
+        <w:t>。</w:t>
+      </w:r>
+      <w:r>
+        <w:rPr>
+          <w:rFonts w:hint="eastAsia" w:ascii="Times New Roman" w:hAnsi="Times New Roman" w:eastAsia="FangSong" w:cs="Times New Roman"/>
+        </w:rPr>
+        <w:t>从阳极泥中提取</w:t>
+      </w:r>
+      <w:r>
+        <w:rPr>
+          <w:rFonts w:ascii="Times New Roman" w:hAnsi="Times New Roman" w:eastAsia="Times New Roman" w:cs="Times New Roman"/>
+        </w:rPr>
+        <w:t xml:space="preserve"> X </w:t>
+      </w:r>
+      <w:r>
+        <w:rPr>
+          <w:rFonts w:hint="eastAsia" w:ascii="Times New Roman" w:hAnsi="Times New Roman" w:eastAsia="FangSong" w:cs="Times New Roman"/>
+        </w:rPr>
+        <w:t>的流程如下</w:t>
+      </w:r>
+      <w:r>
+        <w:rPr>
+          <w:rFonts w:hint="eastAsia" w:ascii="Times New Roman" w:hAnsi="Times New Roman" w:eastAsia="Times New Roman" w:cs="Times New Roman"/>
+        </w:rPr>
+        <w:t>:</w:t>
+      </w:r>
+    </w:p>
+    <w:p>
+      <w:pPr>
+        <w:pStyle w:val="BodyText"/>
+        <w:spacing w:before="160" w:after="80"/>
+        <w:jc w:val="center"/>
+      </w:pPr>
+      <w:r>
+        <w:rPr>
+          <w:rFonts w:ascii="Times New Roman" w:hAnsi="Times New Roman" w:eastAsia="Times New Roman" w:cs="Times New Roman"/>
+        </w:rPr>
+        <w:drawing>
+          <wp:inline>
+            <wp:extent cx="3600000" cy="487238"/>
+            <wp:effectExtent b="0" l="0" r="0" t="0"/>
+            <wp:docPr descr="" title="" id="35" name="Picture"/>
+            <a:graphic>
+              <a:graphicData uri="http://schemas.openxmlformats.org/drawingml/2006/picture">
+                <pic:pic>
+                  <pic:nvPicPr>
+                    <pic:cNvPr descr="7b15f097330707d99fb55b28e60faf4c57607c1521b227b16a36ad1f564bcfcc.jpg" id="36" name="Picture"/>
+                    <pic:cNvPicPr>
+                      <a:picLocks noChangeArrowheads="1" noChangeAspect="1"/>
+                    </pic:cNvPicPr>
+                  </pic:nvPicPr>
+                  <pic:blipFill>
+                    <a:blip r:embed="rId34"/>
+                    <a:stretch>
+                      <a:fillRect/>
+                    </a:stretch>
+                  </pic:blipFill>
+                  <pic:spPr bwMode="auto">
+                    <a:xfrm>
+                      <a:off x="0" y="0"/>
+                      <a:ext cx="3600000" cy="487238"/>
+                    </a:xfrm>
+                    <a:prstGeom prst="rect">
+                      <a:avLst/>
+                    </a:prstGeom>
+                    <a:noFill/>
+                    <a:ln w="9525">
+                      <a:noFill/>
+                      <a:headEnd/>
+                      <a:tailEnd/>
+                    </a:ln>
+                  </pic:spPr>
+                </pic:pic>
+              </a:graphicData>
+            </a:graphic>
+          </wp:inline>
+        </w:drawing>
+      </w:r>
+    </w:p>
+    <w:p>
+      <w:pPr>
+        <w:numPr>
+          <w:ilvl w:val="0"/>
+          <w:numId w:val="1004"/>
+        </w:numPr>
+      </w:pPr>
+      <w:r>
+        <w:rPr>
+          <w:rFonts w:ascii="Times New Roman" w:hAnsi="Times New Roman" w:eastAsia="Times New Roman" w:cs="Times New Roman"/>
+        </w:rPr>
+        <w:t xml:space="preserve">X </w:t>
+      </w:r>
+      <w:r>
+        <w:rPr>
+          <w:rFonts w:hint="eastAsia" w:ascii="Times New Roman" w:hAnsi="Times New Roman" w:eastAsia="FangSong" w:cs="Times New Roman"/>
+        </w:rPr>
+        <w:t>的元素符号是</w:t>
+      </w:r>
+      <w:r>
+        <w:rPr>
+          <w:rFonts w:hint="eastAsia" w:ascii="Times New Roman" w:hAnsi="Times New Roman" w:eastAsia="Times New Roman" w:cs="Times New Roman"/>
+        </w:rPr>
+        <w:t>____，</w:t>
+      </w:r>
+      <w:r>
+        <w:rPr>
+          <w:rFonts w:hint="eastAsia" w:ascii="Times New Roman" w:hAnsi="Times New Roman" w:eastAsia="FangSong" w:cs="Times New Roman"/>
+        </w:rPr>
+        <w:t>它的基态原子核外电子排布式为</w:t>
+      </w:r>
+      <w:r>
+        <w:rPr>
+          <w:rFonts w:hint="eastAsia" w:ascii="Times New Roman" w:hAnsi="Times New Roman" w:eastAsia="Times New Roman" w:cs="Times New Roman"/>
+        </w:rPr>
+        <w:t>____。</w:t>
+      </w:r>
+    </w:p>
+    <w:p>
+      <w:pPr>
+        <w:numPr>
+          <w:ilvl w:val="0"/>
+          <w:numId w:val="1004"/>
+        </w:numPr>
+      </w:pPr>
+      <w:r>
+        <w:rPr>
+          <w:rFonts w:hint="eastAsia" w:ascii="Times New Roman" w:hAnsi="Times New Roman" w:eastAsia="FangSong" w:cs="Times New Roman"/>
+        </w:rPr>
+        <w:t xml:space="preserve">阳极泥中</w:t>
+      </w:r>
+      <w:r>
+        <w:rPr>
+          <w:rFonts w:ascii="Times New Roman" w:hAnsi="Times New Roman" w:eastAsia="Times New Roman" w:cs="Times New Roman"/>
+        </w:rPr>
+        <w:t xml:space="preserve"> X </w:t>
+      </w:r>
+      <w:r>
+        <w:rPr>
+          <w:rFonts w:hint="eastAsia" w:ascii="Times New Roman" w:hAnsi="Times New Roman" w:eastAsia="FangSong" w:cs="Times New Roman"/>
+        </w:rPr>
+        <w:t xml:space="preserve">以</w:t>
+      </w:r>
+      <w:r>
+        <w:rPr>
+          <w:rFonts w:ascii="Times New Roman" w:hAnsi="Times New Roman" w:eastAsia="Times New Roman" w:cs="Times New Roman"/>
+        </w:rPr>
+        <w:t xml:space="preserve"> X </w:t>
+      </w:r>
+      <w:r>
+        <w:rPr>
+          <w:rFonts w:hint="eastAsia" w:ascii="Times New Roman" w:hAnsi="Times New Roman" w:eastAsia="FangSong" w:cs="Times New Roman"/>
+        </w:rPr>
+        <w:t>单质</w:t>
+      </w:r>
+      <w:r>
+        <w:rPr>
+          <w:rFonts w:hint="eastAsia" w:ascii="Times New Roman" w:hAnsi="Times New Roman" w:eastAsia="Times New Roman" w:cs="Times New Roman"/>
+        </w:rPr>
+        <w:t>、</w:t>
+      </w:r>
+      <w:r>
+        <w:rPr>
+          <w:rFonts w:ascii="Times New Roman" w:hAnsi="Times New Roman" w:eastAsia="Times New Roman" w:cs="Times New Roman"/>
+        </w:rPr>
+        <w:t xml:space="preserve"> </w:t>
+      </w:r>
+      <m:oMath>
+        <m:sSub>
+          <m:e>
+            <m:r>
+              <m:rPr>
+                <m:sty m:val="p"/>
+              </m:rPr>
+              <m:t>A</m:t>
+            </m:r>
+            <m:r>
+              <m:rPr>
+                <m:sty m:val="p"/>
+              </m:rPr>
+              <m:t>g</m:t>
+            </m:r>
+          </m:e>
+          <m:sub>
+            <m:r>
+              <m:t>2</m:t>
+            </m:r>
+          </m:sub>
+        </m:sSub>
+        <m:r>
+          <m:rPr>
+            <m:sty m:val="p"/>
+          </m:rPr>
+          <m:t> </m:t>
+        </m:r>
+        <m:r>
+          <m:rPr>
+            <m:sty m:val="p"/>
+          </m:rPr>
+          <m:t>X</m:t>
+        </m:r>
+      </m:oMath>
+      <w:r>
+        <w:rPr>
+          <w:rFonts w:ascii="Times New Roman" w:hAnsi="Times New Roman" w:eastAsia="Times New Roman" w:cs="Times New Roman"/>
+        </w:rPr>
+        <w:t xml:space="preserve"> </w:t>
+      </w:r>
+      <w:r>
+        <w:rPr>
+          <w:rFonts w:ascii="Times New Roman" w:hAnsi="Times New Roman" w:eastAsia="Times New Roman" w:cs="Times New Roman"/>
+        </w:rPr>
+        <w:t xml:space="preserve">、</w:t>
+      </w:r>
+      <w:r>
+        <w:rPr>
+          <w:rFonts w:ascii="Times New Roman" w:hAnsi="Times New Roman" w:eastAsia="Times New Roman" w:cs="Times New Roman"/>
+        </w:rPr>
+        <w:t xml:space="preserve"> </w:t>
+      </w:r>
+      <m:oMath>
+        <m:sSub>
+          <m:e>
+            <m:r>
+              <m:rPr>
+                <m:sty m:val="p"/>
+              </m:rPr>
+              <m:t>C</m:t>
+            </m:r>
+            <m:r>
+              <m:rPr>
+                <m:sty m:val="p"/>
+              </m:rPr>
+              <m:t>u</m:t>
+            </m:r>
+          </m:e>
+          <m:sub>
+            <m:r>
+              <m:t>2</m:t>
+            </m:r>
+          </m:sub>
+        </m:sSub>
+        <m:r>
+          <m:rPr>
+            <m:sty m:val="p"/>
+          </m:rPr>
+          <m:t> </m:t>
+        </m:r>
+        <m:r>
+          <m:rPr>
+            <m:sty m:val="p"/>
+          </m:rPr>
+          <m:t>X</m:t>
+        </m:r>
+      </m:oMath>
+      <w:r>
+        <w:rPr>
+          <w:rFonts w:ascii="Times New Roman" w:hAnsi="Times New Roman" w:eastAsia="Times New Roman" w:cs="Times New Roman"/>
+        </w:rPr>
+        <w:t xml:space="preserve"> </w:t>
+      </w:r>
+      <w:r>
+        <w:rPr>
+          <w:rFonts w:hint="eastAsia" w:ascii="Times New Roman" w:hAnsi="Times New Roman" w:eastAsia="FangSong" w:cs="Times New Roman"/>
+        </w:rPr>
+        <w:t>等型体存在</w:t>
+      </w:r>
+      <w:r>
+        <w:rPr>
+          <w:rFonts w:hint="eastAsia" w:ascii="Times New Roman" w:hAnsi="Times New Roman" w:eastAsia="Times New Roman" w:cs="Times New Roman"/>
+        </w:rPr>
+        <w:t>,</w:t>
+      </w:r>
+      <w:r>
+        <w:rPr>
+          <w:rFonts w:ascii="Times New Roman" w:hAnsi="Times New Roman" w:eastAsia="Times New Roman" w:cs="Times New Roman"/>
+        </w:rPr>
+        <w:t xml:space="preserve"> </w:t>
+      </w:r>
+      <w:r>
+        <w:rPr>
+          <w:rFonts w:hint="eastAsia" w:ascii="Times New Roman" w:hAnsi="Times New Roman" w:eastAsia="FangSong" w:cs="Times New Roman"/>
+        </w:rPr>
+        <w:t>则</w:t>
+      </w:r>
+      <w:r>
+        <w:rPr>
+          <w:rFonts w:hint="eastAsia" w:ascii="Times New Roman" w:hAnsi="Times New Roman" w:eastAsia="Times New Roman" w:cs="Times New Roman"/>
+        </w:rPr>
+        <w:t>①</w:t>
+      </w:r>
+      <w:r>
+        <w:rPr>
+          <w:rFonts w:hint="eastAsia" w:ascii="Times New Roman" w:hAnsi="Times New Roman" w:eastAsia="FangSong" w:cs="Times New Roman"/>
+        </w:rPr>
+        <w:t>中</w:t>
+      </w:r>
+      <w:r>
+        <w:rPr>
+          <w:rFonts w:ascii="Times New Roman" w:hAnsi="Times New Roman" w:eastAsia="Times New Roman" w:cs="Times New Roman"/>
+        </w:rPr>
+        <w:t xml:space="preserve"> X </w:t>
+      </w:r>
+      <w:r>
+        <w:rPr>
+          <w:rFonts w:hint="eastAsia" w:ascii="Times New Roman" w:hAnsi="Times New Roman" w:eastAsia="FangSong" w:cs="Times New Roman"/>
+        </w:rPr>
+        <w:t xml:space="preserve">与浓硫酸的反应方程式为</w:t>
+      </w:r>
+      <w:r>
+        <w:rPr>
+          <w:rFonts w:ascii="Times New Roman" w:hAnsi="Times New Roman" w:eastAsia="Times New Roman" w:cs="Times New Roman"/>
+        </w:rPr>
+        <w:t xml:space="preserve"> ____,</w:t>
+      </w:r>
+      <w:r>
+        <w:rPr>
+          <w:rFonts w:ascii="Times New Roman" w:hAnsi="Times New Roman" w:eastAsia="Times New Roman" w:cs="Times New Roman"/>
+        </w:rPr>
+        <w:t xml:space="preserve"> </w:t>
+      </w:r>
+      <m:oMath>
+        <m:sSub>
+          <m:e>
+            <m:r>
+              <m:rPr>
+                <m:sty m:val="p"/>
+              </m:rPr>
+              <m:t>C</m:t>
+            </m:r>
+            <m:r>
+              <m:rPr>
+                <m:sty m:val="p"/>
+              </m:rPr>
+              <m:t>u</m:t>
+            </m:r>
+          </m:e>
+          <m:sub>
+            <m:r>
+              <m:t>2</m:t>
+            </m:r>
+          </m:sub>
+        </m:sSub>
+        <m:r>
+          <m:rPr>
+            <m:sty m:val="p"/>
+          </m:rPr>
+          <m:t> </m:t>
+        </m:r>
+        <m:r>
+          <m:rPr>
+            <m:sty m:val="p"/>
+          </m:rPr>
+          <m:t>X</m:t>
+        </m:r>
+      </m:oMath>
+      <w:r>
+        <w:rPr>
+          <w:rFonts w:ascii="Times New Roman" w:hAnsi="Times New Roman" w:eastAsia="Times New Roman" w:cs="Times New Roman"/>
+        </w:rPr>
+        <w:t xml:space="preserve"> </w:t>
+      </w:r>
+      <w:r>
+        <w:rPr>
+          <w:rFonts w:hint="eastAsia" w:ascii="Times New Roman" w:hAnsi="Times New Roman" w:eastAsia="FangSong" w:cs="Times New Roman"/>
+        </w:rPr>
+        <w:t xml:space="preserve">与浓硫酸的反应方程式为</w:t>
+      </w:r>
+      <w:r>
+        <w:rPr>
+          <w:rFonts w:ascii="Times New Roman" w:hAnsi="Times New Roman" w:eastAsia="Times New Roman" w:cs="Times New Roman"/>
+        </w:rPr>
+        <w:t xml:space="preserve"> ____。</w:t>
+      </w:r>
+    </w:p>
+    <w:p>
+      <w:pPr>
+        <w:numPr>
+          <w:ilvl w:val="0"/>
+          <w:numId w:val="1004"/>
+        </w:numPr>
+      </w:pPr>
+      <m:oMath>
+        <m:sSub>
+          <m:e>
+            <m:r>
+              <m:rPr>
+                <m:sty m:val="p"/>
+              </m:rPr>
+              <m:t>H</m:t>
+            </m:r>
+          </m:e>
+          <m:sub>
+            <m:r>
+              <m:t>2</m:t>
+            </m:r>
+          </m:sub>
+        </m:sSub>
+        <m:sSub>
+          <m:e>
+            <m:r>
+              <m:rPr>
+                <m:sty m:val="p"/>
+              </m:rPr>
+              <m:t>X</m:t>
+            </m:r>
+            <m:r>
+              <m:rPr>
+                <m:sty m:val="p"/>
+              </m:rPr>
+              <m:t>O</m:t>
+            </m:r>
+          </m:e>
+          <m:sub>
+            <m:r>
+              <m:t>3</m:t>
+            </m:r>
+          </m:sub>
+        </m:sSub>
+      </m:oMath>
+      <w:r>
+        <w:rPr>
+          <w:rFonts w:ascii="Times New Roman" w:hAnsi="Times New Roman" w:eastAsia="Times New Roman" w:cs="Times New Roman"/>
+        </w:rPr>
+        <w:t xml:space="preserve"> </w:t>
+      </w:r>
+      <w:r>
+        <w:rPr>
+          <w:rFonts w:hint="eastAsia" w:ascii="Times New Roman" w:hAnsi="Times New Roman" w:eastAsia="FangSong" w:cs="Times New Roman"/>
+        </w:rPr>
+        <w:t xml:space="preserve">与</w:t>
+      </w:r>
+      <w:r>
+        <w:rPr>
+          <w:rFonts w:ascii="Times New Roman" w:hAnsi="Times New Roman" w:eastAsia="Times New Roman" w:cs="Times New Roman"/>
+        </w:rPr>
+        <w:t xml:space="preserve"> </w:t>
+      </w:r>
+      <m:oMath>
+        <m:sSub>
+          <m:e>
+            <m:r>
+              <m:rPr>
+                <m:sty m:val="p"/>
+              </m:rPr>
+              <m:t>S</m:t>
+            </m:r>
+            <m:r>
+              <m:rPr>
+                <m:sty m:val="p"/>
+              </m:rPr>
+              <m:t>O</m:t>
+            </m:r>
+          </m:e>
+          <m:sub>
+            <m:r>
+              <m:t>2</m:t>
+            </m:r>
+          </m:sub>
+        </m:sSub>
+      </m:oMath>
+      <w:r>
+        <w:rPr>
+          <w:rFonts w:ascii="Times New Roman" w:hAnsi="Times New Roman" w:eastAsia="Times New Roman" w:cs="Times New Roman"/>
+        </w:rPr>
+        <w:t xml:space="preserve"> </w:t>
+      </w:r>
+      <w:r>
+        <w:rPr>
+          <w:rFonts w:hint="eastAsia" w:ascii="Times New Roman" w:hAnsi="Times New Roman" w:eastAsia="FangSong" w:cs="Times New Roman"/>
+        </w:rPr>
+        <w:t xml:space="preserve">的反应方程式为</w:t>
+      </w:r>
+      <w:r>
+        <w:rPr>
+          <w:rFonts w:ascii="Times New Roman" w:hAnsi="Times New Roman" w:eastAsia="Times New Roman" w:cs="Times New Roman"/>
+        </w:rPr>
+        <w:t xml:space="preserve"> ____。</w:t>
+      </w:r>
+    </w:p>
+    <w:p>
+      <w:pPr>
+        <w:numPr>
+          <w:ilvl w:val="0"/>
+          <w:numId w:val="1004"/>
+        </w:numPr>
+      </w:pPr>
+      <w:r>
+        <w:rPr>
+          <w:rFonts w:hint="eastAsia" w:ascii="Times New Roman" w:hAnsi="Times New Roman" w:eastAsia="FangSong" w:cs="Times New Roman"/>
+        </w:rPr>
+        <w:t>上述反应有无离子反应</w:t>
+      </w:r>
+      <w:r>
+        <w:rPr>
+          <w:rFonts w:hint="eastAsia" w:ascii="Times New Roman" w:hAnsi="Times New Roman" w:eastAsia="Times New Roman" w:cs="Times New Roman"/>
+        </w:rPr>
+        <w:t>？</w:t>
+      </w:r>
+      <w:r>
+        <w:rPr>
+          <w:rFonts w:hint="eastAsia" w:ascii="Times New Roman" w:hAnsi="Times New Roman" w:eastAsia="FangSong" w:cs="Times New Roman"/>
+        </w:rPr>
+        <w:t>为什么</w:t>
+      </w:r>
+      <w:r>
+        <w:rPr>
+          <w:rFonts w:hint="eastAsia" w:ascii="Times New Roman" w:hAnsi="Times New Roman" w:eastAsia="Times New Roman" w:cs="Times New Roman"/>
+        </w:rPr>
+        <w:t>？</w:t>
+      </w:r>
+    </w:p>
+    <w:p>
+      <w:pPr>
+        <w:spacing w:before="160" w:after="80"/>
+      </w:pPr>
+      <w:r>
+        <w:pict>
+          <v:rect style="width:0;height:1.5pt" o:hralign="center" o:hrstd="t" o:hr="t"/>
+        </w:pict>
+      </w:r>
+    </w:p>
+    <w:bookmarkEnd w:id="37"/>
+    <w:bookmarkStart w:id="38" w:name="mn2o3与co反应第27届初赛"/>
+    <w:p>
+      <w:pPr>
+        <w:pStyle w:val="Heading2"/>
+        <w:spacing w:before="280" w:after="80"/>
+        <w:keepNext/>
+      </w:pPr>
+      <w:r>
+        <w:rPr>
+          <w:rFonts w:ascii="Times New Roman" w:hAnsi="Times New Roman" w:eastAsia="Times New Roman" w:cs="Times New Roman"/>
+        </w:rPr>
+        <w:t xml:space="preserve">2.21 </w:t>
       </w:r>
       <w:r>
         <w:rPr>
@@ -9559,8 +10311,8 @@
         </w:pict>
       </w:r>
     </w:p>
-    <w:bookmarkEnd w:id="34"/>
-    <w:bookmarkStart w:id="35" w:name="生成c和d的反应方程式第28届初赛"/>
+    <w:bookmarkEnd w:id="38"/>
+    <w:bookmarkStart w:id="39" w:name="生成c和d的反应方程式第28届初赛"/>
     <w:p>
       <w:pPr>
         <w:pStyle w:val="Heading2"/>
@@ -9571,7 +10323,7 @@
         <w:rPr>
           <w:rFonts w:ascii="Times New Roman" w:hAnsi="Times New Roman" w:eastAsia="Times New Roman" w:cs="Times New Roman"/>
         </w:rPr>
-        <w:t xml:space="preserve">2.21 </w:t>
+        <w:t xml:space="preserve">2.22 </w:t>
       </w:r>
       <w:r>
         <w:rPr>
@@ -11205,8 +11957,8 @@
         </w:pict>
       </w:r>
     </w:p>
-    <w:bookmarkEnd w:id="35"/>
-    <w:bookmarkStart w:id="36" w:name="so42-参与的释能反应方程式第34届初赛"/>
+    <w:bookmarkEnd w:id="39"/>
+    <w:bookmarkStart w:id="40" w:name="so42-参与的释能反应方程式第34届初赛"/>
     <w:p>
       <w:pPr>
         <w:pStyle w:val="Heading2"/>
@@ -11217,7 +11969,7 @@
         <w:rPr>
           <w:rFonts w:ascii="Times New Roman" w:hAnsi="Times New Roman" w:eastAsia="Times New Roman" w:cs="Times New Roman"/>
         </w:rPr>
-        <w:t xml:space="preserve">2.22 </w:t>
+        <w:t xml:space="preserve">2.23 </w:t>
       </w:r>
       <w:r>
         <w:rPr>
@@ -12573,8 +13325,8 @@
         </w:pict>
       </w:r>
     </w:p>
-    <w:bookmarkEnd w:id="36"/>
-    <w:bookmarkStart w:id="37" w:name="雄黄变铁与砒黄变铜第39届初赛"/>
+    <w:bookmarkEnd w:id="40"/>
+    <w:bookmarkStart w:id="41" w:name="雄黄变铁与砒黄变铜第39届初赛"/>
     <w:p>
       <w:pPr>
         <w:pStyle w:val="Heading2"/>
@@ -12585,7 +13337,7 @@
         <w:rPr>
           <w:rFonts w:ascii="Times New Roman" w:hAnsi="Times New Roman" w:eastAsia="Times New Roman" w:cs="Times New Roman"/>
         </w:rPr>
-        <w:t xml:space="preserve">2.23 </w:t>
+        <w:t xml:space="preserve">2.24 </w:t>
       </w:r>
       <w:r>
         <w:rPr>
@@ -15139,8 +15891,8 @@
         </w:pict>
       </w:r>
     </w:p>
-    <w:bookmarkEnd w:id="37"/>
-    <w:bookmarkStart w:id="38" w:name="化学能力测试-ch7b-6-萃取分配平衡"/>
+    <w:bookmarkEnd w:id="41"/>
+    <w:bookmarkStart w:id="42" w:name="化学能力测试-ch7b-6-萃取分配平衡"/>
     <w:p>
       <w:pPr>
         <w:pStyle w:val="Heading2"/>
@@ -15151,7 +15903,7 @@
         <w:rPr>
           <w:rFonts w:ascii="Times New Roman" w:hAnsi="Times New Roman" w:eastAsia="Times New Roman" w:cs="Times New Roman"/>
         </w:rPr>
-        <w:t xml:space="preserve">2.24 </w:t>
+        <w:t xml:space="preserve">2.25 </w:t>
       </w:r>
       <w:r>
         <w:rPr>
@@ -16481,7 +17233,7 @@
         <w:pStyle w:val="Compact"/>
         <w:numPr>
           <w:ilvl w:val="0"/>
-          <w:numId w:val="1004"/>
+          <w:numId w:val="1005"/>
         </w:numPr>
       </w:pPr>
       <w:r>
@@ -17635,7 +18387,7 @@
         <w:pStyle w:val="Compact"/>
         <w:numPr>
           <w:ilvl w:val="0"/>
-          <w:numId w:val="1005"/>
+          <w:numId w:val="1006"/>
         </w:numPr>
       </w:pPr>
       <w:r>
@@ -18133,8 +18885,8 @@
         </w:pict>
       </w:r>
     </w:p>
-    <w:bookmarkEnd w:id="38"/>
-    <w:bookmarkStart w:id="39" w:name="元氧-02-s2o3与i2反应"/>
+    <w:bookmarkEnd w:id="42"/>
+    <w:bookmarkStart w:id="43" w:name="二分册-l7例3-kmno4热分解失重配平"/>
     <w:p>
       <w:pPr>
         <w:pStyle w:val="Heading2"/>
@@ -18145,7 +18897,394 @@
         <w:rPr>
           <w:rFonts w:ascii="Times New Roman" w:hAnsi="Times New Roman" w:eastAsia="Times New Roman" w:cs="Times New Roman"/>
         </w:rPr>
-        <w:t xml:space="preserve">2.25 </w:t>
+        <w:t xml:space="preserve">2.26 </w:t>
+      </w:r>
+      <w:r>
+        <w:rPr>
+          <w:rFonts w:hint="eastAsia" w:ascii="Times New Roman" w:hAnsi="Times New Roman" w:eastAsia="SimHei" w:cs="Times New Roman"/>
+        </w:rPr>
+        <w:t>二分册</w:t>
+      </w:r>
+      <w:r>
+        <w:rPr>
+          <w:rFonts w:hint="eastAsia" w:ascii="Times New Roman" w:hAnsi="Times New Roman" w:eastAsia="Times New Roman" w:cs="Times New Roman"/>
+        </w:rPr>
+        <w:t>-L7</w:t>
+      </w:r>
+      <w:r>
+        <w:rPr>
+          <w:rFonts w:hint="eastAsia" w:ascii="Times New Roman" w:hAnsi="Times New Roman" w:eastAsia="SimHei" w:cs="Times New Roman"/>
+        </w:rPr>
+        <w:t>例</w:t>
+      </w:r>
+      <w:r>
+        <w:rPr>
+          <w:rFonts w:hint="eastAsia" w:ascii="Times New Roman" w:hAnsi="Times New Roman" w:eastAsia="Times New Roman" w:cs="Times New Roman"/>
+        </w:rPr>
+        <w:t>3-KMnO4</w:t>
+      </w:r>
+      <w:r>
+        <w:rPr>
+          <w:rFonts w:hint="eastAsia" w:ascii="Times New Roman" w:hAnsi="Times New Roman" w:eastAsia="SimHei" w:cs="Times New Roman"/>
+        </w:rPr>
+        <w:t>热分解失重配平</w:t>
+      </w:r>
+    </w:p>
+    <w:p>
+      <w:pPr>
+        <w:pStyle w:val="FirstParagraph"/>
+      </w:pPr>
+      <w:r>
+        <w:rPr>
+          <w:rFonts w:hint="eastAsia" w:ascii="Times New Roman" w:hAnsi="Times New Roman" w:eastAsia="Times New Roman" w:cs="Times New Roman"/>
+        </w:rPr>
+        <w:t>【</w:t>
+      </w:r>
+      <w:r>
+        <w:rPr>
+          <w:rFonts w:hint="eastAsia" w:ascii="Times New Roman" w:hAnsi="Times New Roman" w:eastAsia="FangSong" w:cs="Times New Roman"/>
+        </w:rPr>
+        <w:t>例</w:t>
+      </w:r>
+      <w:r>
+        <w:rPr>
+          <w:rFonts w:ascii="Times New Roman" w:hAnsi="Times New Roman" w:eastAsia="Times New Roman" w:cs="Times New Roman"/>
+        </w:rPr>
+        <w:t xml:space="preserve"> 3】 </w:t>
+      </w:r>
+      <w:r>
+        <w:rPr>
+          <w:rFonts w:hint="eastAsia" w:ascii="Times New Roman" w:hAnsi="Times New Roman" w:eastAsia="FangSong" w:cs="Times New Roman"/>
+        </w:rPr>
+        <w:t>完成并配平下列反应方程式</w:t>
+      </w:r>
+      <w:r>
+        <w:rPr>
+          <w:rFonts w:hint="eastAsia" w:ascii="Times New Roman" w:hAnsi="Times New Roman" w:eastAsia="Times New Roman" w:cs="Times New Roman"/>
+        </w:rPr>
+        <w:t>：</w:t>
+      </w:r>
+    </w:p>
+    <w:p>
+      <w:pPr>
+        <w:numPr>
+          <w:ilvl w:val="0"/>
+          <w:numId w:val="1007"/>
+        </w:numPr>
+      </w:pPr>
+      <w:r>
+        <w:rPr>
+          <w:rFonts w:hint="eastAsia" w:ascii="Times New Roman" w:hAnsi="Times New Roman" w:eastAsia="FangSong" w:cs="Times New Roman"/>
+        </w:rPr>
+        <w:t xml:space="preserve">固体</w:t>
+      </w:r>
+      <w:r>
+        <w:rPr>
+          <w:rFonts w:ascii="Times New Roman" w:hAnsi="Times New Roman" w:eastAsia="Times New Roman" w:cs="Times New Roman"/>
+        </w:rPr>
+        <w:t xml:space="preserve"> </w:t>
+      </w:r>
+      <m:oMath>
+        <m:sSub>
+          <m:e>
+            <m:r>
+              <m:rPr>
+                <m:sty m:val="p"/>
+              </m:rPr>
+              <m:t>K</m:t>
+            </m:r>
+            <m:r>
+              <m:rPr>
+                <m:sty m:val="p"/>
+              </m:rPr>
+              <m:t>M</m:t>
+            </m:r>
+            <m:r>
+              <m:rPr>
+                <m:sty m:val="p"/>
+              </m:rPr>
+              <m:t>n</m:t>
+            </m:r>
+            <m:r>
+              <m:rPr>
+                <m:sty m:val="p"/>
+              </m:rPr>
+              <m:t>O</m:t>
+            </m:r>
+          </m:e>
+          <m:sub>
+            <m:r>
+              <m:t>4</m:t>
+            </m:r>
+          </m:sub>
+        </m:sSub>
+      </m:oMath>
+      <w:r>
+        <w:rPr>
+          <w:rFonts w:ascii="Times New Roman" w:hAnsi="Times New Roman" w:eastAsia="Times New Roman" w:cs="Times New Roman"/>
+        </w:rPr>
+        <w:t xml:space="preserve"> </w:t>
+      </w:r>
+      <w:r>
+        <w:rPr>
+          <w:rFonts w:hint="eastAsia" w:ascii="Times New Roman" w:hAnsi="Times New Roman" w:eastAsia="FangSong" w:cs="Times New Roman"/>
+        </w:rPr>
+        <w:t xml:space="preserve">在</w:t>
+      </w:r>
+      <w:r>
+        <w:rPr>
+          <w:rFonts w:ascii="Times New Roman" w:hAnsi="Times New Roman" w:eastAsia="Times New Roman" w:cs="Times New Roman"/>
+        </w:rPr>
+        <w:t xml:space="preserve"> </w:t>
+      </w:r>
+      <m:oMath>
+        <m:sSup>
+          <m:e>
+            <m:r>
+              <m:t>200</m:t>
+            </m:r>
+          </m:e>
+          <m:sup>
+            <m:r>
+              <m:rPr>
+                <m:sty m:val="p"/>
+              </m:rPr>
+              <m:t>∘</m:t>
+            </m:r>
+          </m:sup>
+        </m:sSup>
+        <m:r>
+          <m:rPr>
+            <m:sty m:val="p"/>
+          </m:rPr>
+          <m:t>C</m:t>
+        </m:r>
+      </m:oMath>
+      <w:r>
+        <w:rPr>
+          <w:rFonts w:ascii="Times New Roman" w:hAnsi="Times New Roman" w:eastAsia="Times New Roman" w:cs="Times New Roman"/>
+        </w:rPr>
+        <w:t xml:space="preserve"> </w:t>
+      </w:r>
+      <w:r>
+        <w:rPr>
+          <w:rFonts w:hint="eastAsia" w:ascii="Times New Roman" w:hAnsi="Times New Roman" w:eastAsia="FangSong" w:cs="Times New Roman"/>
+        </w:rPr>
+        <w:t>下加热</w:t>
+      </w:r>
+      <w:r>
+        <w:rPr>
+          <w:rFonts w:hint="eastAsia" w:ascii="Times New Roman" w:hAnsi="Times New Roman" w:eastAsia="Times New Roman" w:cs="Times New Roman"/>
+        </w:rPr>
+        <w:t>，</w:t>
+      </w:r>
+      <w:r>
+        <w:rPr>
+          <w:rFonts w:hint="eastAsia" w:ascii="Times New Roman" w:hAnsi="Times New Roman" w:eastAsia="FangSong" w:cs="Times New Roman"/>
+        </w:rPr>
+        <w:t>失重</w:t>
+      </w:r>
+      <w:r>
+        <w:rPr>
+          <w:rFonts w:ascii="Times New Roman" w:hAnsi="Times New Roman" w:eastAsia="Times New Roman" w:cs="Times New Roman"/>
+        </w:rPr>
+        <w:t xml:space="preserve"> </w:t>
+      </w:r>
+      <m:oMath>
+        <m:r>
+          <m:t>10.8</m:t>
+        </m:r>
+        <m:r>
+          <m:rPr>
+            <m:sty m:val="p"/>
+          </m:rPr>
+          <m:t>%</m:t>
+        </m:r>
+      </m:oMath>
+    </w:p>
+    <w:p>
+      <w:pPr>
+        <w:numPr>
+          <w:ilvl w:val="0"/>
+          <w:numId w:val="1007"/>
+        </w:numPr>
+      </w:pPr>
+      <w:r>
+        <w:rPr>
+          <w:rFonts w:hint="eastAsia" w:ascii="Times New Roman" w:hAnsi="Times New Roman" w:eastAsia="FangSong" w:cs="Times New Roman"/>
+        </w:rPr>
+        <w:t xml:space="preserve">固体</w:t>
+      </w:r>
+      <w:r>
+        <w:rPr>
+          <w:rFonts w:ascii="Times New Roman" w:hAnsi="Times New Roman" w:eastAsia="Times New Roman" w:cs="Times New Roman"/>
+        </w:rPr>
+        <w:t xml:space="preserve"> </w:t>
+      </w:r>
+      <m:oMath>
+        <m:sSub>
+          <m:e>
+            <m:r>
+              <m:rPr>
+                <m:sty m:val="p"/>
+              </m:rPr>
+              <m:t>K</m:t>
+            </m:r>
+            <m:r>
+              <m:rPr>
+                <m:sty m:val="p"/>
+              </m:rPr>
+              <m:t>M</m:t>
+            </m:r>
+            <m:r>
+              <m:rPr>
+                <m:sty m:val="p"/>
+              </m:rPr>
+              <m:t>n</m:t>
+            </m:r>
+            <m:r>
+              <m:rPr>
+                <m:sty m:val="p"/>
+              </m:rPr>
+              <m:t>O</m:t>
+            </m:r>
+          </m:e>
+          <m:sub>
+            <m:r>
+              <m:t>4</m:t>
+            </m:r>
+          </m:sub>
+        </m:sSub>
+      </m:oMath>
+      <w:r>
+        <w:rPr>
+          <w:rFonts w:ascii="Times New Roman" w:hAnsi="Times New Roman" w:eastAsia="Times New Roman" w:cs="Times New Roman"/>
+        </w:rPr>
+        <w:t xml:space="preserve"> </w:t>
+      </w:r>
+      <w:r>
+        <w:rPr>
+          <w:rFonts w:hint="eastAsia" w:ascii="Times New Roman" w:hAnsi="Times New Roman" w:eastAsia="FangSong" w:cs="Times New Roman"/>
+        </w:rPr>
+        <w:t xml:space="preserve">在</w:t>
+      </w:r>
+      <w:r>
+        <w:rPr>
+          <w:rFonts w:ascii="Times New Roman" w:hAnsi="Times New Roman" w:eastAsia="Times New Roman" w:cs="Times New Roman"/>
+        </w:rPr>
+        <w:t xml:space="preserve"> </w:t>
+      </w:r>
+      <m:oMath>
+        <m:sSup>
+          <m:e>
+            <m:r>
+              <m:t>240</m:t>
+            </m:r>
+          </m:e>
+          <m:sup>
+            <m:r>
+              <m:rPr>
+                <m:sty m:val="p"/>
+              </m:rPr>
+              <m:t>∘</m:t>
+            </m:r>
+          </m:sup>
+        </m:sSup>
+        <m:r>
+          <m:rPr>
+            <m:sty m:val="p"/>
+          </m:rPr>
+          <m:t>C</m:t>
+        </m:r>
+      </m:oMath>
+      <w:r>
+        <w:rPr>
+          <w:rFonts w:ascii="Times New Roman" w:hAnsi="Times New Roman" w:eastAsia="Times New Roman" w:cs="Times New Roman"/>
+        </w:rPr>
+        <w:t xml:space="preserve"> </w:t>
+      </w:r>
+      <w:r>
+        <w:rPr>
+          <w:rFonts w:hint="eastAsia" w:ascii="Times New Roman" w:hAnsi="Times New Roman" w:eastAsia="FangSong" w:cs="Times New Roman"/>
+        </w:rPr>
+        <w:t>下加热</w:t>
+      </w:r>
+      <w:r>
+        <w:rPr>
+          <w:rFonts w:hint="eastAsia" w:ascii="Times New Roman" w:hAnsi="Times New Roman" w:eastAsia="Times New Roman" w:cs="Times New Roman"/>
+        </w:rPr>
+        <w:t>，</w:t>
+      </w:r>
+      <w:r>
+        <w:rPr>
+          <w:rFonts w:hint="eastAsia" w:ascii="Times New Roman" w:hAnsi="Times New Roman" w:eastAsia="FangSong" w:cs="Times New Roman"/>
+        </w:rPr>
+        <w:t>失重</w:t>
+      </w:r>
+      <w:r>
+        <w:rPr>
+          <w:rFonts w:ascii="Times New Roman" w:hAnsi="Times New Roman" w:eastAsia="Times New Roman" w:cs="Times New Roman"/>
+        </w:rPr>
+        <w:t xml:space="preserve"> </w:t>
+      </w:r>
+      <m:oMath>
+        <m:r>
+          <m:t>15.3</m:t>
+        </m:r>
+        <m:r>
+          <m:rPr>
+            <m:sty m:val="p"/>
+          </m:rPr>
+          <m:t>%</m:t>
+        </m:r>
+      </m:oMath>
+      <w:r>
+        <w:rPr>
+          <w:rFonts w:ascii="Times New Roman" w:hAnsi="Times New Roman" w:eastAsia="Times New Roman" w:cs="Times New Roman"/>
+        </w:rPr>
+        <w:t xml:space="preserve">。</w:t>
+      </w:r>
+    </w:p>
+    <w:p>
+      <w:pPr>
+        <w:pStyle w:val="FirstParagraph"/>
+      </w:pPr>
+      <w:r>
+        <w:rPr>
+          <w:rFonts w:hint="eastAsia" w:ascii="Times New Roman" w:hAnsi="Times New Roman" w:eastAsia="FangSong" w:cs="Times New Roman"/>
+        </w:rPr>
+        <w:t>已知相对原子质量</w:t>
+      </w:r>
+      <w:r>
+        <w:rPr>
+          <w:rFonts w:hint="eastAsia" w:ascii="Times New Roman" w:hAnsi="Times New Roman" w:eastAsia="Times New Roman" w:cs="Times New Roman"/>
+        </w:rPr>
+        <w:t>：O：16.0，K：39.0，Mn：54.9</w:t>
+      </w:r>
+    </w:p>
+    <w:p>
+      <w:pPr>
+        <w:spacing w:before="160" w:after="80"/>
+      </w:pPr>
+      <w:r>
+        <w:pict>
+          <v:rect style="width:0;height:1.5pt" o:hralign="center" o:hrstd="t" o:hr="t"/>
+        </w:pict>
+      </w:r>
+    </w:p>
+    <w:bookmarkEnd w:id="43"/>
+    <w:bookmarkStart w:id="44" w:name="元氧-02-s2o3与i2反应"/>
+    <w:p>
+      <w:pPr>
+        <w:pStyle w:val="Heading2"/>
+        <w:spacing w:before="280" w:after="80"/>
+        <w:keepNext/>
+      </w:pPr>
+      <w:r>
+        <w:rPr>
+          <w:rFonts w:ascii="Times New Roman" w:hAnsi="Times New Roman" w:eastAsia="Times New Roman" w:cs="Times New Roman"/>
+        </w:rPr>
+        <w:t xml:space="preserve">2.27 </w:t>
       </w:r>
       <w:r>
         <w:rPr>
@@ -18183,7 +19322,7 @@
         <w:pStyle w:val="Compact"/>
         <w:numPr>
           <w:ilvl w:val="0"/>
-          <w:numId w:val="1006"/>
+          <w:numId w:val="1008"/>
         </w:numPr>
       </w:pPr>
       <w:r>
@@ -18449,8 +19588,8 @@
         </w:pict>
       </w:r>
     </w:p>
-    <w:bookmarkEnd w:id="39"/>
-    <w:bookmarkEnd w:id="40"/>
+    <w:bookmarkEnd w:id="44"/>
+    <w:bookmarkEnd w:id="45"/>
     <w:sectPr>
       <w:footerReference w:type="default" r:id="rId9"/>
       <w:headerReference w:type="default" r:id="rId10"/>
@@ -18933,6 +20072,91 @@
       </w:pPr>
     </w:lvl>
   </w:abstractNum>
+  <w:abstractNum w:abstractNumId="99431">
+    <w:nsid w:val="00A99431"/>
+    <w:multiLevelType w:val="multilevel"/>
+    <w:lvl w:ilvl="0">
+      <w:start w:val="1"/>
+      <w:numFmt w:val="decimal"/>
+      <w:lvlText w:val="(%1)"/>
+      <w:lvlJc w:val="left"/>
+      <w:pPr>
+        <w:ind w:left="720" w:hanging="360"/>
+      </w:pPr>
+    </w:lvl>
+    <w:lvl w:ilvl="1">
+      <w:start w:val="1"/>
+      <w:numFmt w:val="decimal"/>
+      <w:lvlText w:val="(%2)"/>
+      <w:lvlJc w:val="left"/>
+      <w:pPr>
+        <w:ind w:left="1440" w:hanging="360"/>
+      </w:pPr>
+    </w:lvl>
+    <w:lvl w:ilvl="2">
+      <w:start w:val="1"/>
+      <w:numFmt w:val="decimal"/>
+      <w:lvlText w:val="(%3)"/>
+      <w:lvlJc w:val="left"/>
+      <w:pPr>
+        <w:ind w:left="2160" w:hanging="360"/>
+      </w:pPr>
+    </w:lvl>
+    <w:lvl w:ilvl="3">
+      <w:start w:val="1"/>
+      <w:numFmt w:val="decimal"/>
+      <w:lvlText w:val="(%4)"/>
+      <w:lvlJc w:val="left"/>
+      <w:pPr>
+        <w:ind w:left="2880" w:hanging="360"/>
+      </w:pPr>
+    </w:lvl>
+    <w:lvl w:ilvl="4">
+      <w:start w:val="1"/>
+      <w:numFmt w:val="decimal"/>
+      <w:lvlText w:val="(%5)"/>
+      <w:lvlJc w:val="left"/>
+      <w:pPr>
+        <w:ind w:left="3600" w:hanging="360"/>
+      </w:pPr>
+    </w:lvl>
+    <w:lvl w:ilvl="5">
+      <w:start w:val="1"/>
+      <w:numFmt w:val="decimal"/>
+      <w:lvlText w:val="(%6)"/>
+      <w:lvlJc w:val="left"/>
+      <w:pPr>
+        <w:ind w:left="4320" w:hanging="360"/>
+      </w:pPr>
+    </w:lvl>
+    <w:lvl w:ilvl="6">
+      <w:start w:val="1"/>
+      <w:numFmt w:val="decimal"/>
+      <w:lvlText w:val="(%7)"/>
+      <w:lvlJc w:val="left"/>
+      <w:pPr>
+        <w:ind w:left="5040" w:hanging="360"/>
+      </w:pPr>
+    </w:lvl>
+    <w:lvl w:ilvl="7">
+      <w:start w:val="1"/>
+      <w:numFmt w:val="decimal"/>
+      <w:lvlText w:val="(%8)"/>
+      <w:lvlJc w:val="left"/>
+      <w:pPr>
+        <w:ind w:left="5760" w:hanging="360"/>
+      </w:pPr>
+    </w:lvl>
+    <w:lvl w:ilvl="8">
+      <w:start w:val="1"/>
+      <w:numFmt w:val="decimal"/>
+      <w:lvlText w:val="(%9)"/>
+      <w:lvlJc w:val="left"/>
+      <w:pPr>
+        <w:ind w:left="6480" w:hanging="360"/>
+      </w:pPr>
+    </w:lvl>
+  </w:abstractNum>
   <w:abstractNum w:abstractNumId="99732">
     <w:nsid w:val="00A99732"/>
     <w:multiLevelType w:val="multilevel"/>
@@ -19095,91 +20319,6 @@
     </w:lvl>
     <w:lvl w:ilvl="8">
       <w:start w:val="2"/>
-      <w:numFmt w:val="decimal"/>
-      <w:lvlText w:val="(%9)"/>
-      <w:lvlJc w:val="left"/>
-      <w:pPr>
-        <w:ind w:left="6480" w:hanging="360"/>
-      </w:pPr>
-    </w:lvl>
-  </w:abstractNum>
-  <w:abstractNum w:abstractNumId="99431">
-    <w:nsid w:val="00A99431"/>
-    <w:multiLevelType w:val="multilevel"/>
-    <w:lvl w:ilvl="0">
-      <w:start w:val="1"/>
-      <w:numFmt w:val="decimal"/>
-      <w:lvlText w:val="(%1)"/>
-      <w:lvlJc w:val="left"/>
-      <w:pPr>
-        <w:ind w:left="720" w:hanging="360"/>
-      </w:pPr>
-    </w:lvl>
-    <w:lvl w:ilvl="1">
-      <w:start w:val="1"/>
-      <w:numFmt w:val="decimal"/>
-      <w:lvlText w:val="(%2)"/>
-      <w:lvlJc w:val="left"/>
-      <w:pPr>
-        <w:ind w:left="1440" w:hanging="360"/>
-      </w:pPr>
-    </w:lvl>
-    <w:lvl w:ilvl="2">
-      <w:start w:val="1"/>
-      <w:numFmt w:val="decimal"/>
-      <w:lvlText w:val="(%3)"/>
-      <w:lvlJc w:val="left"/>
-      <w:pPr>
-        <w:ind w:left="2160" w:hanging="360"/>
-      </w:pPr>
-    </w:lvl>
-    <w:lvl w:ilvl="3">
-      <w:start w:val="1"/>
-      <w:numFmt w:val="decimal"/>
-      <w:lvlText w:val="(%4)"/>
-      <w:lvlJc w:val="left"/>
-      <w:pPr>
-        <w:ind w:left="2880" w:hanging="360"/>
-      </w:pPr>
-    </w:lvl>
-    <w:lvl w:ilvl="4">
-      <w:start w:val="1"/>
-      <w:numFmt w:val="decimal"/>
-      <w:lvlText w:val="(%5)"/>
-      <w:lvlJc w:val="left"/>
-      <w:pPr>
-        <w:ind w:left="3600" w:hanging="360"/>
-      </w:pPr>
-    </w:lvl>
-    <w:lvl w:ilvl="5">
-      <w:start w:val="1"/>
-      <w:numFmt w:val="decimal"/>
-      <w:lvlText w:val="(%6)"/>
-      <w:lvlJc w:val="left"/>
-      <w:pPr>
-        <w:ind w:left="4320" w:hanging="360"/>
-      </w:pPr>
-    </w:lvl>
-    <w:lvl w:ilvl="6">
-      <w:start w:val="1"/>
-      <w:numFmt w:val="decimal"/>
-      <w:lvlText w:val="(%7)"/>
-      <w:lvlJc w:val="left"/>
-      <w:pPr>
-        <w:ind w:left="5040" w:hanging="360"/>
-      </w:pPr>
-    </w:lvl>
-    <w:lvl w:ilvl="7">
-      <w:start w:val="1"/>
-      <w:numFmt w:val="decimal"/>
-      <w:lvlText w:val="(%8)"/>
-      <w:lvlJc w:val="left"/>
-      <w:pPr>
-        <w:ind w:left="5760" w:hanging="360"/>
-      </w:pPr>
-    </w:lvl>
-    <w:lvl w:ilvl="8">
-      <w:start w:val="1"/>
       <w:numFmt w:val="decimal"/>
       <w:lvlText w:val="(%9)"/>
       <w:lvlJc w:val="left"/>
@@ -19282,6 +20421,36 @@
     </w:lvlOverride>
   </w:num>
   <w:num w:numId="1004">
+    <w:abstractNumId w:val="99431"/>
+    <w:lvlOverride w:ilvl="0">
+      <w:startOverride w:val="1"/>
+    </w:lvlOverride>
+    <w:lvlOverride w:ilvl="1">
+      <w:startOverride w:val="1"/>
+    </w:lvlOverride>
+    <w:lvlOverride w:ilvl="2">
+      <w:startOverride w:val="1"/>
+    </w:lvlOverride>
+    <w:lvlOverride w:ilvl="3">
+      <w:startOverride w:val="1"/>
+    </w:lvlOverride>
+    <w:lvlOverride w:ilvl="4">
+      <w:startOverride w:val="1"/>
+    </w:lvlOverride>
+    <w:lvlOverride w:ilvl="5">
+      <w:startOverride w:val="1"/>
+    </w:lvlOverride>
+    <w:lvlOverride w:ilvl="6">
+      <w:startOverride w:val="1"/>
+    </w:lvlOverride>
+    <w:lvlOverride w:ilvl="7">
+      <w:startOverride w:val="1"/>
+    </w:lvlOverride>
+    <w:lvlOverride w:ilvl="8">
+      <w:startOverride w:val="1"/>
+    </w:lvlOverride>
+  </w:num>
+  <w:num w:numId="1005">
     <w:abstractNumId w:val="99732"/>
     <w:lvlOverride w:ilvl="0">
       <w:startOverride w:val="2"/>
@@ -19311,7 +20480,7 @@
       <w:startOverride w:val="2"/>
     </w:lvlOverride>
   </w:num>
-  <w:num w:numId="1005">
+  <w:num w:numId="1006">
     <w:abstractNumId w:val="99432"/>
     <w:lvlOverride w:ilvl="0">
       <w:startOverride w:val="2"/>
@@ -19341,7 +20510,37 @@
       <w:startOverride w:val="2"/>
     </w:lvlOverride>
   </w:num>
-  <w:num w:numId="1006">
+  <w:num w:numId="1007">
+    <w:abstractNumId w:val="99431"/>
+    <w:lvlOverride w:ilvl="0">
+      <w:startOverride w:val="1"/>
+    </w:lvlOverride>
+    <w:lvlOverride w:ilvl="1">
+      <w:startOverride w:val="1"/>
+    </w:lvlOverride>
+    <w:lvlOverride w:ilvl="2">
+      <w:startOverride w:val="1"/>
+    </w:lvlOverride>
+    <w:lvlOverride w:ilvl="3">
+      <w:startOverride w:val="1"/>
+    </w:lvlOverride>
+    <w:lvlOverride w:ilvl="4">
+      <w:startOverride w:val="1"/>
+    </w:lvlOverride>
+    <w:lvlOverride w:ilvl="5">
+      <w:startOverride w:val="1"/>
+    </w:lvlOverride>
+    <w:lvlOverride w:ilvl="6">
+      <w:startOverride w:val="1"/>
+    </w:lvlOverride>
+    <w:lvlOverride w:ilvl="7">
+      <w:startOverride w:val="1"/>
+    </w:lvlOverride>
+    <w:lvlOverride w:ilvl="8">
+      <w:startOverride w:val="1"/>
+    </w:lvlOverride>
+  </w:num>
+  <w:num w:numId="1008">
     <w:abstractNumId w:val="99431"/>
     <w:lvlOverride w:ilvl="0">
       <w:startOverride w:val="1"/>
